--- a/informe.docx
+++ b/informe.docx
@@ -73,6 +73,32 @@
           <w:color w:val="555555"/>
         </w:rPr>
         <w:t>Registro: 218058349</w:t>
+      </w:r>
+    </w:p>
+    <w:p>
+      <w:pPr>
+        <w:spacing w:after="160"/>
+        <w:rPr>
+          <w:i/>
+          <w:iCs/>
+          <w:color w:val="555555"/>
+        </w:rPr>
+      </w:pPr>
+      <w:r>
+        <w:rPr>
+          <w:i/>
+          <w:iCs/>
+          <w:color w:val="555555"/>
+        </w:rPr>
+        <w:t xml:space="preserve">Video: </w:t>
+      </w:r>
+      <w:r>
+        <w:rPr>
+          <w:i/>
+          <w:iCs/>
+          <w:color w:val="555555"/>
+        </w:rPr>
+        <w:t>https://www.mediafire.com/file/r8eewdt81ifyp8q/Video.mp4</w:t>
       </w:r>
     </w:p>
     <w:p>
